--- a/docs/dissertacao_esqueleto.docx
+++ b/docs/dissertacao_esqueleto.docx
@@ -1220,11 +1220,9 @@
       </w:pPr>
       <w:r>
         <w:rPr>
-          <w:rFonts w:ascii="Times New Roman" w:hAnsi="Times New Roman"/>
           <w:i/>
-          <w:sz w:val="20"/>
         </w:rPr>
-        <w:t>[IMPORTANTE — decisão pendente, ver reports/wholenote_alignment_review.md: o próximo parágrafo, já presente no pré-projeto, justifica explicitamente usar a nota de dívida ISOLADA em vez do documento inteiro de notas explicativas, citando Schiozer e Albanez. Um teste exploratório recente com o documento inteiro produziu resultados que precisam ser reconciliados com esse argumento antes da versão final — ver o arquivo citado.]</w:t>
+        <w:t>[Nota: um teste exploratório inicial com o documento inteiro de notas produziu um resultado aparentemente mais forte que o da nota isolada, o que motivou a checagem de robustez completa reportada no Capítulo 4 — e essa checagem mostrou que nenhuma das duas unidades de análise sustenta um resultado significativo sob o modelo de efeitos fixos (Tabela 2). A tensão original entre as duas abordagens, portanto, está substancialmente resolvida nos dados: ambas concordam em não encontrar associação robusta. A escolha de qual delas apresentar como medida principal na versão final ainda é uma decisão em aberto, mas não é mais uma decisão sobre resultados conflitantes — ver reports/wholenote_alignment_review.md e reports/panel_model_results.md.]</w:t>
       </w:r>
     </w:p>
     <w:p>
@@ -1426,11 +1424,9 @@
       </w:pPr>
       <w:r>
         <w:rPr>
-          <w:rFonts w:ascii="Times New Roman" w:hAnsi="Times New Roman"/>
           <w:i/>
-          <w:sz w:val="20"/>
         </w:rPr>
-        <w:t>[DECISÃO PENDENTE: unidade de análise. O desenho original (pré-projeto, Capítulo 2) especifica a nota de dívida isolada. Um teste exploratório comparando o documento inteiro de notas produziu resultados estatisticamente diferentes (e inicialmente mais fortes) — ver reports/wholenote_alignment_review.md para a discussão completa e as opções. Esta seção deve declarar explicitamente qual unidade de análise é a definitiva antes da versão final, com a devida justificativa.]</w:t>
+        <w:t>[DECISÃO PENDENTE — apenas de enquadramento, não mais de resultado: o desenho original (pré-projeto, Capítulo 2) especifica a nota de dívida isolada; um teste exploratório com o documento inteiro de notas foi conduzido em paralelo e, após a checagem completa de robustez (Capítulo 4), as duas unidades de análise convergem para o mesmo resultado nulo. Falta apenas declarar qual delas é a medida principal da versão final, com a devida justificativa — ver reports/wholenote_alignment_review.md.]</w:t>
       </w:r>
     </w:p>
     <w:p>
@@ -1511,11 +1507,108 @@
       </w:pPr>
       <w:r>
         <w:rPr>
-          <w:rFonts w:ascii="Times New Roman" w:hAnsi="Times New Roman"/>
+          <w:i w:val="0"/>
+        </w:rPr>
+        <w:t>O modelo empírico foi construído em etapas de rigor crescente, cada uma motivada por uma ameaça específica à identificação encontrada ao longo do trabalho exploratório -- não como uma sequência de tentativas, mas como um processo deliberado de teste e correção, descrito a seguir.</w:t>
+      </w:r>
+    </w:p>
+    <w:p>
+      <w:r>
+        <w:rPr>
+          <w:b w:val="0"/>
+          <w:i w:val="0"/>
+        </w:rPr>
+        <w:t>A especificação de base é:</w:t>
+      </w:r>
+    </w:p>
+    <w:p>
+      <w:r>
+        <w:rPr>
+          <w:b w:val="0"/>
           <w:i/>
-          <w:sz w:val="20"/>
         </w:rPr>
-        <w:t>[SEÇÃO A DESENVOLVER — é o item mais importante ainda em aberto. Trabalho exploratório recente (ver reports/wholenote_multivariate_model.md) identificou um problema metodológico real em todos os testes de significância feitos até agora neste projeto: comparações simples (teste de Mann-Whitney) tratam cada par ano-a-ano de uma mesma empresa como observação independente, o que não é estatisticamente válido, já que uma empresa contribui várias observações correlacionadas entre si. O modelo definitivo desta seção precisa usar erros-padrão agrupados por empresa (clustered standard errors) ou um modelo em painel com efeitos fixos de empresa — não os testes simples usados nas análises exploratórias até aqui. Esta é a principal pendência técnica antes de reportar qualquer resultado como definitivo.]</w:t>
+        <w:t>RetornoAnormal_it = β · Similaridade_it + γ' Controles_it + ε_it        (1)</w:t>
+      </w:r>
+    </w:p>
+    <w:p>
+      <w:r>
+        <w:rPr>
+          <w:b w:val="0"/>
+          <w:i w:val="0"/>
+        </w:rPr>
+        <w:t>em que i indexa a empresa e t o exercício fiscal (ou trimestre, nas especificações trimestrais); RetornoAnormal_it é o retorno da ação, ajustado ao Ibovespa (buy-and-hold, sem beta de mercado), nos 12 meses seguintes à data de divulgação da DFP referente ao exercício t; Similaridade_it é a similaridade de cosseno TF-IDF entre o texto do exercício t e do exercício t−1; e Controles_it inclui alavancagem, ROA e o retorno dos 12 meses anteriores.</w:t>
+      </w:r>
+    </w:p>
+    <w:p>
+      <w:r>
+        <w:rPr>
+          <w:b w:val="0"/>
+          <w:i w:val="0"/>
+        </w:rPr>
+        <w:t>Primeira ameaça -- observações repetidas por empresa. A amostra tem, em média, entre 5 e 9 observações por empresa (múltiplos pares ano a ano da mesma companhia), que não são estatisticamente independentes entre si: choques específicos da empresa afetam simultaneamente todos os seus pares de similaridade e retorno. Estimar a equação (1) por MQO ignorando essa estrutura infla artificialmente a significância -- foi exatamente esse problema que, em um teste preliminar sobre a associação entre mudança textual e saída do índice, produziu um resultado aparentemente muito significativo (p&lt;0,01) que deixou de sê-lo assim que corrigido (Seção 4.4). A correção padrão -- e adotada em toda regressão reportada a partir daqui -- é o agrupamento (clustering) dos erros-padrão por empresa.</w:t>
+      </w:r>
+    </w:p>
+    <w:p>
+      <w:r>
+        <w:rPr>
+          <w:b w:val="0"/>
+          <w:i w:val="0"/>
+        </w:rPr>
+        <w:t>Segunda ameaça -- variável omitida no nível da empresa. Erros-padrão agrupados corrigem a inferência estatística, mas não corrigem um eventual viés no próprio coeficiente, caso alguma característica não observada e estável no tempo (qualidade de governança, do departamento jurídico ou de RI, cultura de divulgação) esteja correlacionada tanto com a similaridade textual quanto com o retorno. Para testar diretamente essa possibilidade, foi estimado um modelo de efeitos fixos em painel:</w:t>
+      </w:r>
+    </w:p>
+    <w:p>
+      <w:r>
+        <w:rPr>
+          <w:b w:val="0"/>
+          <w:i/>
+        </w:rPr>
+        <w:t>RetornoAnormal_it = β · Similaridade_it + γ' Controles_it + α_i + δ_t + ε_it        (2)</w:t>
+      </w:r>
+    </w:p>
+    <w:p>
+      <w:r>
+        <w:rPr>
+          <w:b w:val="0"/>
+          <w:i w:val="0"/>
+        </w:rPr>
+        <w:t>em que α_i são efeitos fixos de empresa (absorvem qualquer característica invariante no tempo) e δ_t são efeitos fixos de ano (absorvem choques comuns a todas as empresas em um dado ano -- em parte já absorvidos pelo ajuste ao Ibovespa, mas não inteiramente). Sob efeitos fixos, β é identificado apenas pela variação dentro de cada empresa ao longo do tempo: um teste substancialmente mais exigente do que a comparação entre empresas da equação (1).</w:t>
+      </w:r>
+    </w:p>
+    <w:p>
+      <w:r>
+        <w:rPr>
+          <w:b w:val="0"/>
+          <w:i w:val="0"/>
+        </w:rPr>
+        <w:t>Terceira verificação -- método independente para a mesma ameaça. Como checagem adicional, à parte da família de regressões acima, foi implementado o teste de portfólio calendário longo-curto (long-short) de Cohen, Malloy e Nguyen (2020): a cada mês, as empresas com divulgação recente são ordenadas por similaridade e agrupadas; a carteira comprada nas de maior similaridade e vendida nas de menor similaridade tem seu retorno mensal testado por erro-padrão de Newey-West (HAC), robusto a autocorrelação -- uma solução diferente, e consolidada na literatura de finanças, para o mesmo problema de observações repetidas, com a vantagem adicional de não impor uma forma funcional linear à relação entre similaridade e retorno.</w:t>
+      </w:r>
+    </w:p>
+    <w:p>
+      <w:r>
+        <w:rPr>
+          <w:b w:val="0"/>
+          <w:i w:val="0"/>
+        </w:rPr>
+        <w:t>Causalidade reversa. A estrutura temporal do desenho reduz essa ameaça por construção: a similaridade é medida com base no texto já divulgado até a data de publicação da DFP, e a janela de retorno anormal começa estritamente após essa data -- o retorno futuro não pode, mecanicamente, determinar um texto já publicado. O risco residual é de antecipação (a empresa escrever de forma diferente porque já sabe algo que o mercado ainda não precificou), que é, na verdade, a própria hipótese em teste (H1), e não uma ameaça a ela.</w:t>
+      </w:r>
+    </w:p>
+    <w:p>
+      <w:r>
+        <w:rPr>
+          <w:b w:val="0"/>
+          <w:i w:val="0"/>
+        </w:rPr>
+        <w:t>Escolha das variáveis de controle. Alavancagem, ROA e o retorno dos 12 meses anteriores foram incluídos por serem determinantes padrão de retorno esperado na literatura de finanças. O tamanho (logaritmo do ativo total) foi testado e excluído do conjunto final de controles: nesta amostra, sua correlação com a similaridade textual (r=0,12) e com o retorno anormal (r=-0,01) é próxima de zero, de modo que sua inclusão ou exclusão não altera materialmente nenhum resultado reportado (Seção 4.4) -- uma verificação empírica, e não uma decisão arbitrária.</w:t>
+      </w:r>
+    </w:p>
+    <w:p>
+      <w:r>
+        <w:rPr>
+          <w:b w:val="0"/>
+          <w:i w:val="0"/>
+        </w:rPr>
+        <w:t>Múltiplas fontes de texto. O mesmo modelo foi estimado separadamente para quatro operacionalizações do texto: (i) a nota de dívida isolada, em base anual e trimestral; (ii) o conjunto completo de notas explicativas; (iii) o Relatório da Administração, equivalente brasileiro ao MD&amp;A norte-americano; e (iv), em fase de coleta, a seção de Fatores de Risco do Formulário de Referência -- equivalente ao Item 1A de um 10-K americano, exatamente a seção em que Cohen, Malloy e Nguyen (2020) encontram o efeito mais forte. Testar múltiplas fontes de texto é, em si, parte da estratégia de identificação: se o resultado depender criticamente de qual seção do texto é usada, isso é informação relevante sobre sua robustez -- e foi, de fato, o que se observou (Seções 4.3-4.4).</w:t>
       </w:r>
     </w:p>
     <w:p>
@@ -1572,11 +1665,9 @@
       </w:pPr>
       <w:r>
         <w:rPr>
-          <w:rFonts w:ascii="Times New Roman" w:hAnsi="Times New Roman"/>
-          <w:i/>
-          <w:sz w:val="20"/>
+          <w:i w:val="0"/>
         </w:rPr>
-        <w:t>[Capítulo a ser escrito com os resultados definitivos, depois que o modelo empírico da Seção 3.6 estiver fechado. Estrutura proposta abaixo com base no que já foi explorado — nenhum número aqui deve ser tratado como resultado final da dissertação; todos vêm de análises exploratórias de prova de conceito (POC) que precisam ser refeitas com o modelo definitivo.]</w:t>
+        <w:t>Este capítulo reporta os resultados obtidos até o momento deste Exame de Qualificação. Os resultados são preliminares no sentido definido pelo curso -- mais de 50% do trabalho está concluído -- mas o núcleo empírico (Seções 4.1-4.5) já reflete um teste amplo e reprodutível: duas hipóteses (H1 e H2), quatro fontes de texto e quatro níveis crescentes de rigor estatístico. Todo código, dado intermediário e log de execução referenciados aqui está versionado no repositório do projeto.</w:t>
       </w:r>
     </w:p>
     <w:p>
@@ -1599,11 +1690,315 @@
       </w:pPr>
       <w:r>
         <w:rPr>
-          <w:rFonts w:ascii="Times New Roman" w:hAnsi="Times New Roman"/>
-          <w:i/>
-          <w:sz w:val="20"/>
+          <w:i w:val="0"/>
         </w:rPr>
-        <w:t>[Tabela descritiva: nº empresas, nº empresa-ano, distribuição por setor, cobertura de dados de mercado, etc.]</w:t>
+        <w:t>A amostra final compreende 111 empresas não financeiras negociadas na B3 -- as 66 constituintes atuais do Ibovespa, mais 45 empresas historicamente presentes no índice e posteriormente removidas (deslistagem, fusão, falência ou queda de liquidez) -- cobrindo os exercícios de 2015 a 2024. Das 45 empresas históricas, 30 ainda possuem um ticker negociável (por reorganização societária ou renomeação), permitindo o cálculo de retorno; as demais 15 saíram definitivamente do mercado, o que é, por si, uma diferença sistemática relevante para a checagem de associação com saída do índice (Seção 4.4).</w:t>
+      </w:r>
+    </w:p>
+    <w:p>
+      <w:r>
+        <w:rPr>
+          <w:b w:val="0"/>
+          <w:i w:val="0"/>
+        </w:rPr>
+        <w:t>O número de pares ano-a-ano com similaridade textual calculável varia por fonte de texto, refletindo tanto diferenças de cobertura na extração (Seção 4.2) quanto o fato de as fontes mais recentes (conjunto completo de notas, Relatório da Administração) terem sido incorporadas ao corpus em etapas posteriores do projeto:</w:t>
+      </w:r>
+    </w:p>
+    <w:tbl>
+      <w:tblPr>
+        <w:tblStyle w:val="TableGrid"/>
+        <w:tblW w:type="auto" w:w="0"/>
+        <w:tblLook w:firstColumn="1" w:firstRow="1" w:lastColumn="0" w:lastRow="0" w:noHBand="0" w:noVBand="1" w:val="04A0"/>
+      </w:tblPr>
+      <w:tblGrid>
+        <w:gridCol w:w="2351"/>
+        <w:gridCol w:w="2351"/>
+        <w:gridCol w:w="2351"/>
+        <w:gridCol w:w="2351"/>
+      </w:tblGrid>
+      <w:tr>
+        <w:tc>
+          <w:tcPr>
+            <w:tcW w:type="dxa" w:w="2351"/>
+          </w:tcPr>
+          <w:p>
+            <w:r>
+              <w:rPr>
+                <w:b/>
+                <w:sz w:val="18"/>
+              </w:rPr>
+              <w:t>Fonte de texto</w:t>
+            </w:r>
+          </w:p>
+        </w:tc>
+        <w:tc>
+          <w:tcPr>
+            <w:tcW w:type="dxa" w:w="2351"/>
+          </w:tcPr>
+          <w:p>
+            <w:r>
+              <w:rPr>
+                <w:b/>
+                <w:sz w:val="18"/>
+              </w:rPr>
+              <w:t>Frequência</w:t>
+            </w:r>
+          </w:p>
+        </w:tc>
+        <w:tc>
+          <w:tcPr>
+            <w:tcW w:type="dxa" w:w="2351"/>
+          </w:tcPr>
+          <w:p>
+            <w:r>
+              <w:rPr>
+                <w:b/>
+                <w:sz w:val="18"/>
+              </w:rPr>
+              <w:t>Pares (similaridade)</w:t>
+            </w:r>
+          </w:p>
+        </w:tc>
+        <w:tc>
+          <w:tcPr>
+            <w:tcW w:type="dxa" w:w="2351"/>
+          </w:tcPr>
+          <w:p>
+            <w:r>
+              <w:rPr>
+                <w:b/>
+                <w:sz w:val="18"/>
+              </w:rPr>
+              <w:t>Empresas</w:t>
+            </w:r>
+          </w:p>
+        </w:tc>
+      </w:tr>
+      <w:tr>
+        <w:tc>
+          <w:tcPr>
+            <w:tcW w:type="dxa" w:w="2351"/>
+          </w:tcPr>
+          <w:p>
+            <w:r>
+              <w:rPr>
+                <w:sz w:val="18"/>
+              </w:rPr>
+              <w:t>Nota de dívida isolada</w:t>
+            </w:r>
+          </w:p>
+        </w:tc>
+        <w:tc>
+          <w:tcPr>
+            <w:tcW w:type="dxa" w:w="2351"/>
+          </w:tcPr>
+          <w:p>
+            <w:r>
+              <w:rPr>
+                <w:sz w:val="18"/>
+              </w:rPr>
+              <w:t>Anual</w:t>
+            </w:r>
+          </w:p>
+        </w:tc>
+        <w:tc>
+          <w:tcPr>
+            <w:tcW w:type="dxa" w:w="2351"/>
+          </w:tcPr>
+          <w:p>
+            <w:r>
+              <w:rPr>
+                <w:sz w:val="18"/>
+              </w:rPr>
+              <w:t>816</w:t>
+            </w:r>
+          </w:p>
+        </w:tc>
+        <w:tc>
+          <w:tcPr>
+            <w:tcW w:type="dxa" w:w="2351"/>
+          </w:tcPr>
+          <w:p>
+            <w:r>
+              <w:rPr>
+                <w:sz w:val="18"/>
+              </w:rPr>
+              <w:t>111</w:t>
+            </w:r>
+          </w:p>
+        </w:tc>
+      </w:tr>
+      <w:tr>
+        <w:tc>
+          <w:tcPr>
+            <w:tcW w:type="dxa" w:w="2351"/>
+          </w:tcPr>
+          <w:p>
+            <w:r>
+              <w:rPr>
+                <w:sz w:val="18"/>
+              </w:rPr>
+              <w:t>Nota de dívida isolada</w:t>
+            </w:r>
+          </w:p>
+        </w:tc>
+        <w:tc>
+          <w:tcPr>
+            <w:tcW w:type="dxa" w:w="2351"/>
+          </w:tcPr>
+          <w:p>
+            <w:r>
+              <w:rPr>
+                <w:sz w:val="18"/>
+              </w:rPr>
+              <w:t>Trimestral</w:t>
+            </w:r>
+          </w:p>
+        </w:tc>
+        <w:tc>
+          <w:tcPr>
+            <w:tcW w:type="dxa" w:w="2351"/>
+          </w:tcPr>
+          <w:p>
+            <w:r>
+              <w:rPr>
+                <w:sz w:val="18"/>
+              </w:rPr>
+              <w:t>2.572</w:t>
+            </w:r>
+          </w:p>
+        </w:tc>
+        <w:tc>
+          <w:tcPr>
+            <w:tcW w:type="dxa" w:w="2351"/>
+          </w:tcPr>
+          <w:p>
+            <w:r>
+              <w:rPr>
+                <w:sz w:val="18"/>
+              </w:rPr>
+              <w:t>112</w:t>
+            </w:r>
+          </w:p>
+        </w:tc>
+      </w:tr>
+      <w:tr>
+        <w:tc>
+          <w:tcPr>
+            <w:tcW w:type="dxa" w:w="2351"/>
+          </w:tcPr>
+          <w:p>
+            <w:r>
+              <w:rPr>
+                <w:sz w:val="18"/>
+              </w:rPr>
+              <w:t>Conjunto completo de notas explicativas</w:t>
+            </w:r>
+          </w:p>
+        </w:tc>
+        <w:tc>
+          <w:tcPr>
+            <w:tcW w:type="dxa" w:w="2351"/>
+          </w:tcPr>
+          <w:p>
+            <w:r>
+              <w:rPr>
+                <w:sz w:val="18"/>
+              </w:rPr>
+              <w:t>Anual</w:t>
+            </w:r>
+          </w:p>
+        </w:tc>
+        <w:tc>
+          <w:tcPr>
+            <w:tcW w:type="dxa" w:w="2351"/>
+          </w:tcPr>
+          <w:p>
+            <w:r>
+              <w:rPr>
+                <w:sz w:val="18"/>
+              </w:rPr>
+              <w:t>487</w:t>
+            </w:r>
+          </w:p>
+        </w:tc>
+        <w:tc>
+          <w:tcPr>
+            <w:tcW w:type="dxa" w:w="2351"/>
+          </w:tcPr>
+          <w:p>
+            <w:r>
+              <w:rPr>
+                <w:sz w:val="18"/>
+              </w:rPr>
+              <w:t>~100</w:t>
+            </w:r>
+          </w:p>
+        </w:tc>
+      </w:tr>
+      <w:tr>
+        <w:tc>
+          <w:tcPr>
+            <w:tcW w:type="dxa" w:w="2351"/>
+          </w:tcPr>
+          <w:p>
+            <w:r>
+              <w:rPr>
+                <w:sz w:val="18"/>
+              </w:rPr>
+              <w:t>Relatório da Administração</w:t>
+            </w:r>
+          </w:p>
+        </w:tc>
+        <w:tc>
+          <w:tcPr>
+            <w:tcW w:type="dxa" w:w="2351"/>
+          </w:tcPr>
+          <w:p>
+            <w:r>
+              <w:rPr>
+                <w:sz w:val="18"/>
+              </w:rPr>
+              <w:t>Anual</w:t>
+            </w:r>
+          </w:p>
+        </w:tc>
+        <w:tc>
+          <w:tcPr>
+            <w:tcW w:type="dxa" w:w="2351"/>
+          </w:tcPr>
+          <w:p>
+            <w:r>
+              <w:rPr>
+                <w:sz w:val="18"/>
+              </w:rPr>
+              <w:t>562</w:t>
+            </w:r>
+          </w:p>
+        </w:tc>
+        <w:tc>
+          <w:tcPr>
+            <w:tcW w:type="dxa" w:w="2351"/>
+          </w:tcPr>
+          <w:p>
+            <w:r>
+              <w:rPr>
+                <w:sz w:val="18"/>
+              </w:rPr>
+              <w:t>~100</w:t>
+            </w:r>
+          </w:p>
+        </w:tc>
+      </w:tr>
+    </w:tbl>
+    <w:p/>
+    <w:p>
+      <w:r>
+        <w:rPr>
+          <w:b w:val="0"/>
+          <w:i w:val="0"/>
+        </w:rPr>
+        <w:t>Dados de mercado (preços diários da ação e do Ibovespa, 2014-2026) cobrem a totalidade das 66 empresas atuais. Dados de consenso de EPS dos analistas (Bloomberg), usados na análise complementar de H2, cobrem 64 das 66 empresas atuais e 27 das 45 históricas.</w:t>
       </w:r>
     </w:p>
     <w:p>
@@ -1626,11 +2021,27 @@
       </w:pPr>
       <w:r>
         <w:rPr>
-          <w:rFonts w:ascii="Times New Roman" w:hAnsi="Times New Roman"/>
-          <w:i/>
-          <w:sz w:val="20"/>
+          <w:i w:val="0"/>
         </w:rPr>
-        <w:t>[Reportar taxa de extração confiável e discutir limitações — dado já disponível em reports/poc_note_extraction_findings.md.]</w:t>
+        <w:t>A extração da nota de dívida isolada depende de uma heurística baseada em tamanho de fonte e negrito -- não em expressão regular simples, pois os mesmos termos-chave aparecem em sumários, corpo do texto e referências cruzadas. Após cinco rodadas de aprimoramento, cada uma validada contra casos de controle conhecidos para garantir ausência de regressão, a taxa de extração classificada como confiável atingiu 64,9% da amostra completa (997 arquivos), partindo de 43,8% na primeira rodada. Duas ideias adicionais de aprimoramento -- detecção de sumário e navegação por referência cruzada ("ver Nota N") -- foram testadas empiricamente e rejeitadas, por baixo retorno (1,4% de ganho) e alta taxa de falso positivo (apenas 26% das correspondências corretas), respectivamente.</w:t>
+      </w:r>
+    </w:p>
+    <w:p>
+      <w:r>
+        <w:rPr>
+          <w:b w:val="0"/>
+          <w:i w:val="0"/>
+        </w:rPr>
+        <w:t>O Relatório da Administração e a seção de Fatores de Risco não dependem dessa heurística: nos dois casos, o próprio sistema de submissão da CVM já isola a seção relevante como um anexo PDF dedicado dentro do pacote de envio -- padrão confirmado por leitura de exemplos reais de empresas distintas antes de ser adotado como regra geral, e não assumido a priori. O Relatório da Administração atingiu 67,2% de cobertura na amostra (667 de 993 arquivos possíveis), reprocessando pacotes de dados já baixados, sem necessidade de novos downloads.</w:t>
+      </w:r>
+    </w:p>
+    <w:p>
+      <w:r>
+        <w:rPr>
+          <w:b w:val="0"/>
+          <w:i w:val="0"/>
+        </w:rPr>
+        <w:t>Um problema real de qualidade de dados foi identificado no cenário de conjunto completo de notas: para uma fração relevante dos arquivos, o anexo capturado era, na verdade, um documento diferente (por exemplo, um release de resultados em vez das demonstrações financeiras) -- encontrado por leitura de exemplos reais de baixa similaridade, e não por inspeção de estatística agregada. Todos os resultados reportados a partir da Seção 4.3 usam apenas a versão já corrigida para essa contaminação.</w:t>
       </w:r>
     </w:p>
     <w:p>
@@ -1653,11 +2064,541 @@
       </w:pPr>
       <w:r>
         <w:rPr>
-          <w:rFonts w:ascii="Times New Roman" w:hAnsi="Times New Roman"/>
-          <w:i/>
-          <w:sz w:val="20"/>
+          <w:i w:val="0"/>
         </w:rPr>
-        <w:t>[Pendente do modelo definitivo da Seção 3.6.]</w:t>
+        <w:t>A Tabela 2 reporta o p-valor do coeficiente de Similaridade sobre o retorno anormal, para cada fonte de texto, nos quatro estágios de rigor descritos na Seção 3.6: (i) correlação simples, sem ajuste algum; (ii) regressão com erros-padrão agrupados por empresa, sem controles; (iii) a mesma regressão, com os controles de alavancagem, ROA e retorno passado; e (iv) o modelo de efeitos fixos de empresa e ano (equação 2).</w:t>
+      </w:r>
+    </w:p>
+    <w:tbl>
+      <w:tblPr>
+        <w:tblStyle w:val="TableGrid"/>
+        <w:tblW w:type="auto" w:w="0"/>
+        <w:tblLook w:firstColumn="1" w:firstRow="1" w:lastColumn="0" w:lastRow="0" w:noHBand="0" w:noVBand="1" w:val="04A0"/>
+      </w:tblPr>
+      <w:tblGrid>
+        <w:gridCol w:w="1567"/>
+        <w:gridCol w:w="1567"/>
+        <w:gridCol w:w="1567"/>
+        <w:gridCol w:w="1567"/>
+        <w:gridCol w:w="1567"/>
+        <w:gridCol w:w="1567"/>
+      </w:tblGrid>
+      <w:tr>
+        <w:tc>
+          <w:tcPr>
+            <w:tcW w:type="dxa" w:w="1567"/>
+          </w:tcPr>
+          <w:p>
+            <w:r>
+              <w:rPr>
+                <w:b/>
+                <w:sz w:val="18"/>
+              </w:rPr>
+              <w:t>Fonte de texto</w:t>
+            </w:r>
+          </w:p>
+        </w:tc>
+        <w:tc>
+          <w:tcPr>
+            <w:tcW w:type="dxa" w:w="1567"/>
+          </w:tcPr>
+          <w:p>
+            <w:r>
+              <w:rPr>
+                <w:b/>
+                <w:sz w:val="18"/>
+              </w:rPr>
+              <w:t>n</w:t>
+            </w:r>
+          </w:p>
+        </w:tc>
+        <w:tc>
+          <w:tcPr>
+            <w:tcW w:type="dxa" w:w="1567"/>
+          </w:tcPr>
+          <w:p>
+            <w:r>
+              <w:rPr>
+                <w:b/>
+                <w:sz w:val="18"/>
+              </w:rPr>
+              <w:t>Correlação simples</w:t>
+            </w:r>
+          </w:p>
+        </w:tc>
+        <w:tc>
+          <w:tcPr>
+            <w:tcW w:type="dxa" w:w="1567"/>
+          </w:tcPr>
+          <w:p>
+            <w:r>
+              <w:rPr>
+                <w:b/>
+                <w:sz w:val="18"/>
+              </w:rPr>
+              <w:t>Agrupado, s/ controles</w:t>
+            </w:r>
+          </w:p>
+        </w:tc>
+        <w:tc>
+          <w:tcPr>
+            <w:tcW w:type="dxa" w:w="1567"/>
+          </w:tcPr>
+          <w:p>
+            <w:r>
+              <w:rPr>
+                <w:b/>
+                <w:sz w:val="18"/>
+              </w:rPr>
+              <w:t>Agrupado, c/ controles</w:t>
+            </w:r>
+          </w:p>
+        </w:tc>
+        <w:tc>
+          <w:tcPr>
+            <w:tcW w:type="dxa" w:w="1567"/>
+          </w:tcPr>
+          <w:p>
+            <w:r>
+              <w:rPr>
+                <w:b/>
+                <w:sz w:val="18"/>
+              </w:rPr>
+              <w:t>Efeitos fixos</w:t>
+            </w:r>
+          </w:p>
+        </w:tc>
+      </w:tr>
+      <w:tr>
+        <w:tc>
+          <w:tcPr>
+            <w:tcW w:type="dxa" w:w="1567"/>
+          </w:tcPr>
+          <w:p>
+            <w:r>
+              <w:rPr>
+                <w:sz w:val="18"/>
+              </w:rPr>
+              <w:t>Nota de dívida (anual)</w:t>
+            </w:r>
+          </w:p>
+        </w:tc>
+        <w:tc>
+          <w:tcPr>
+            <w:tcW w:type="dxa" w:w="1567"/>
+          </w:tcPr>
+          <w:p>
+            <w:r>
+              <w:rPr>
+                <w:sz w:val="18"/>
+              </w:rPr>
+              <w:t>671</w:t>
+            </w:r>
+          </w:p>
+        </w:tc>
+        <w:tc>
+          <w:tcPr>
+            <w:tcW w:type="dxa" w:w="1567"/>
+          </w:tcPr>
+          <w:p>
+            <w:r>
+              <w:rPr>
+                <w:sz w:val="18"/>
+              </w:rPr>
+              <w:t>p=0,489</w:t>
+            </w:r>
+          </w:p>
+        </w:tc>
+        <w:tc>
+          <w:tcPr>
+            <w:tcW w:type="dxa" w:w="1567"/>
+          </w:tcPr>
+          <w:p>
+            <w:r>
+              <w:rPr>
+                <w:sz w:val="18"/>
+              </w:rPr>
+              <w:t>p=0,579</w:t>
+            </w:r>
+          </w:p>
+        </w:tc>
+        <w:tc>
+          <w:tcPr>
+            <w:tcW w:type="dxa" w:w="1567"/>
+          </w:tcPr>
+          <w:p>
+            <w:r>
+              <w:rPr>
+                <w:sz w:val="18"/>
+              </w:rPr>
+              <w:t>p=0,610</w:t>
+            </w:r>
+          </w:p>
+        </w:tc>
+        <w:tc>
+          <w:tcPr>
+            <w:tcW w:type="dxa" w:w="1567"/>
+          </w:tcPr>
+          <w:p>
+            <w:r>
+              <w:rPr>
+                <w:sz w:val="18"/>
+              </w:rPr>
+              <w:t>p=0,585</w:t>
+            </w:r>
+          </w:p>
+        </w:tc>
+      </w:tr>
+      <w:tr>
+        <w:tc>
+          <w:tcPr>
+            <w:tcW w:type="dxa" w:w="1567"/>
+          </w:tcPr>
+          <w:p>
+            <w:r>
+              <w:rPr>
+                <w:sz w:val="18"/>
+              </w:rPr>
+              <w:t>Nota de dívida (trimestral)</w:t>
+            </w:r>
+          </w:p>
+        </w:tc>
+        <w:tc>
+          <w:tcPr>
+            <w:tcW w:type="dxa" w:w="1567"/>
+          </w:tcPr>
+          <w:p>
+            <w:r>
+              <w:rPr>
+                <w:sz w:val="18"/>
+              </w:rPr>
+              <w:t>2.138</w:t>
+            </w:r>
+          </w:p>
+        </w:tc>
+        <w:tc>
+          <w:tcPr>
+            <w:tcW w:type="dxa" w:w="1567"/>
+          </w:tcPr>
+          <w:p>
+            <w:r>
+              <w:rPr>
+                <w:sz w:val="18"/>
+              </w:rPr>
+              <w:t>p=0,876</w:t>
+            </w:r>
+          </w:p>
+        </w:tc>
+        <w:tc>
+          <w:tcPr>
+            <w:tcW w:type="dxa" w:w="1567"/>
+          </w:tcPr>
+          <w:p>
+            <w:r>
+              <w:rPr>
+                <w:sz w:val="18"/>
+              </w:rPr>
+              <w:t>p=0,899</w:t>
+            </w:r>
+          </w:p>
+        </w:tc>
+        <w:tc>
+          <w:tcPr>
+            <w:tcW w:type="dxa" w:w="1567"/>
+          </w:tcPr>
+          <w:p>
+            <w:r>
+              <w:rPr>
+                <w:sz w:val="18"/>
+              </w:rPr>
+              <w:t>p=0,987</w:t>
+            </w:r>
+          </w:p>
+        </w:tc>
+        <w:tc>
+          <w:tcPr>
+            <w:tcW w:type="dxa" w:w="1567"/>
+          </w:tcPr>
+          <w:p>
+            <w:r>
+              <w:rPr>
+                <w:sz w:val="18"/>
+              </w:rPr>
+              <w:t>p=0,826</w:t>
+            </w:r>
+          </w:p>
+        </w:tc>
+      </w:tr>
+      <w:tr>
+        <w:tc>
+          <w:tcPr>
+            <w:tcW w:type="dxa" w:w="1567"/>
+          </w:tcPr>
+          <w:p>
+            <w:r>
+              <w:rPr>
+                <w:sz w:val="18"/>
+              </w:rPr>
+              <w:t>Conjunto completo de notas</w:t>
+            </w:r>
+          </w:p>
+        </w:tc>
+        <w:tc>
+          <w:tcPr>
+            <w:tcW w:type="dxa" w:w="1567"/>
+          </w:tcPr>
+          <w:p>
+            <w:r>
+              <w:rPr>
+                <w:sz w:val="18"/>
+              </w:rPr>
+              <w:t>411</w:t>
+            </w:r>
+          </w:p>
+        </w:tc>
+        <w:tc>
+          <w:tcPr>
+            <w:tcW w:type="dxa" w:w="1567"/>
+          </w:tcPr>
+          <w:p>
+            <w:r>
+              <w:rPr>
+                <w:sz w:val="18"/>
+              </w:rPr>
+              <w:t>p=0,628</w:t>
+            </w:r>
+          </w:p>
+        </w:tc>
+        <w:tc>
+          <w:tcPr>
+            <w:tcW w:type="dxa" w:w="1567"/>
+          </w:tcPr>
+          <w:p>
+            <w:r>
+              <w:rPr>
+                <w:sz w:val="18"/>
+              </w:rPr>
+              <w:t>p=0,641</w:t>
+            </w:r>
+          </w:p>
+        </w:tc>
+        <w:tc>
+          <w:tcPr>
+            <w:tcW w:type="dxa" w:w="1567"/>
+          </w:tcPr>
+          <w:p>
+            <w:r>
+              <w:rPr>
+                <w:sz w:val="18"/>
+              </w:rPr>
+              <w:t>p=0,513</w:t>
+            </w:r>
+          </w:p>
+        </w:tc>
+        <w:tc>
+          <w:tcPr>
+            <w:tcW w:type="dxa" w:w="1567"/>
+          </w:tcPr>
+          <w:p>
+            <w:r>
+              <w:rPr>
+                <w:sz w:val="18"/>
+              </w:rPr>
+              <w:t>p=0,660</w:t>
+            </w:r>
+          </w:p>
+        </w:tc>
+      </w:tr>
+      <w:tr>
+        <w:tc>
+          <w:tcPr>
+            <w:tcW w:type="dxa" w:w="1567"/>
+          </w:tcPr>
+          <w:p>
+            <w:r>
+              <w:rPr>
+                <w:sz w:val="18"/>
+              </w:rPr>
+              <w:t>Relatório da Administração</w:t>
+            </w:r>
+          </w:p>
+        </w:tc>
+        <w:tc>
+          <w:tcPr>
+            <w:tcW w:type="dxa" w:w="1567"/>
+          </w:tcPr>
+          <w:p>
+            <w:r>
+              <w:rPr>
+                <w:sz w:val="18"/>
+              </w:rPr>
+              <w:t>484</w:t>
+            </w:r>
+          </w:p>
+        </w:tc>
+        <w:tc>
+          <w:tcPr>
+            <w:tcW w:type="dxa" w:w="1567"/>
+          </w:tcPr>
+          <w:p>
+            <w:r>
+              <w:rPr>
+                <w:sz w:val="18"/>
+              </w:rPr>
+              <w:t>p=0,153</w:t>
+            </w:r>
+          </w:p>
+        </w:tc>
+        <w:tc>
+          <w:tcPr>
+            <w:tcW w:type="dxa" w:w="1567"/>
+          </w:tcPr>
+          <w:p>
+            <w:r>
+              <w:rPr>
+                <w:sz w:val="18"/>
+              </w:rPr>
+              <w:t>p=0,140</w:t>
+            </w:r>
+          </w:p>
+        </w:tc>
+        <w:tc>
+          <w:tcPr>
+            <w:tcW w:type="dxa" w:w="1567"/>
+          </w:tcPr>
+          <w:p>
+            <w:r>
+              <w:rPr>
+                <w:sz w:val="18"/>
+              </w:rPr>
+              <w:t>p=0,031</w:t>
+            </w:r>
+          </w:p>
+        </w:tc>
+        <w:tc>
+          <w:tcPr>
+            <w:tcW w:type="dxa" w:w="1567"/>
+          </w:tcPr>
+          <w:p>
+            <w:r>
+              <w:rPr>
+                <w:sz w:val="18"/>
+              </w:rPr>
+              <w:t>p=0,478</w:t>
+            </w:r>
+          </w:p>
+        </w:tc>
+      </w:tr>
+      <w:tr>
+        <w:tc>
+          <w:tcPr>
+            <w:tcW w:type="dxa" w:w="1567"/>
+          </w:tcPr>
+          <w:p>
+            <w:r>
+              <w:rPr>
+                <w:sz w:val="18"/>
+              </w:rPr>
+              <w:t>Fatores de Risco (Formulário de Referência)</w:t>
+            </w:r>
+          </w:p>
+        </w:tc>
+        <w:tc>
+          <w:tcPr>
+            <w:tcW w:type="dxa" w:w="1567"/>
+          </w:tcPr>
+          <w:p>
+            <w:r>
+              <w:rPr>
+                <w:sz w:val="18"/>
+              </w:rPr>
+              <w:t>672</w:t>
+            </w:r>
+          </w:p>
+        </w:tc>
+        <w:tc>
+          <w:tcPr>
+            <w:tcW w:type="dxa" w:w="1567"/>
+          </w:tcPr>
+          <w:p>
+            <w:r>
+              <w:rPr>
+                <w:sz w:val="18"/>
+              </w:rPr>
+              <w:t>p=0,226</w:t>
+            </w:r>
+          </w:p>
+        </w:tc>
+        <w:tc>
+          <w:tcPr>
+            <w:tcW w:type="dxa" w:w="1567"/>
+          </w:tcPr>
+          <w:p>
+            <w:r>
+              <w:rPr>
+                <w:sz w:val="18"/>
+              </w:rPr>
+              <w:t>p=0,151</w:t>
+            </w:r>
+          </w:p>
+        </w:tc>
+        <w:tc>
+          <w:tcPr>
+            <w:tcW w:type="dxa" w:w="1567"/>
+          </w:tcPr>
+          <w:p>
+            <w:r>
+              <w:rPr>
+                <w:sz w:val="18"/>
+              </w:rPr>
+              <w:t>p=0,308</w:t>
+            </w:r>
+          </w:p>
+        </w:tc>
+        <w:tc>
+          <w:tcPr>
+            <w:tcW w:type="dxa" w:w="1567"/>
+          </w:tcPr>
+          <w:p>
+            <w:r>
+              <w:rPr>
+                <w:sz w:val="18"/>
+              </w:rPr>
+              <w:t>p=0,758</w:t>
+            </w:r>
+          </w:p>
+        </w:tc>
+      </w:tr>
+    </w:tbl>
+    <w:p/>
+    <w:p>
+      <w:r>
+        <w:rPr>
+          <w:b w:val="0"/>
+          <w:i w:val="0"/>
+        </w:rPr>
+        <w:t>Três padrões merecem destaque na leitura da Tabela 2, e não apenas a coluna final. Primeiro: nota de dívida (anual e trimestral) e conjunto completo de notas não mostram associação significativa com retorno anormal em nenhum estágio -- um resultado nulo consistente, não sensível à especificação escolhida.</w:t>
+      </w:r>
+    </w:p>
+    <w:p>
+      <w:r>
+        <w:rPr>
+          <w:b w:val="0"/>
+          <w:i w:val="0"/>
+        </w:rPr>
+        <w:t>Segundo, e mais interessante: o Relatório da Administração é a única fonte em que a significância aparece -- mas apenas ao se adicionarem os controles (p=0,140 sem controles para p=0,031 com controles), e desaparece novamente sob efeitos fixos (p=0,478). Isso é informativo por si: a associação depende inteiramente da comparação entre empresas (algumas escrevem de forma mais estável e têm desempenho diferente por razões possivelmente não relacionadas ao texto), e não sobrevive à pergunta mais rigorosa -- quando a similaridade de uma mesma empresa varia em relação à sua própria média, seu retorno varia também? A resposta, sob o teste mais exigente disponível neste trabalho, é não.</w:t>
+      </w:r>
+    </w:p>
+    <w:p>
+      <w:r>
+        <w:rPr>
+          <w:b w:val="0"/>
+          <w:i w:val="0"/>
+        </w:rPr>
+        <w:t>Terceiro: o padrão não é aleatório em relação à teoria. Cohen, Malloy e Nguyen (2020) e Amel-Zadeh e Faasse (2019) documentam, dentro de suas próprias amostras, que o efeito de mudança textual sobre retorno futuro se concentra em texto de alta discricionariedade gerencial (Risk Factors, MD&amp;A) e é mais fraco em texto formulaico e auditado, como notas explicativas contábeis. O Relatório da Administração -- o equivalente brasileiro ao MD&amp;A -- é exatamente a fonte, entre as testadas até aqui, de maior discricionariedade narrativa, e é também a única em que algum sinal aparece. O resultado nulo da nota de dívida, portanto, é consistente com a literatura, não uma contradição dela: nota explicativa de dívida é texto de baixa discricionariedade, no qual a literatura já preveria um efeito mais fraco ou ausente.</w:t>
+      </w:r>
+      <w:r>
+        <w:t xml:space="preserve"> A seção de Fatores de Risco do Formulário de Referência -- adquirida após a submissão inicial deste capítulo especificamente para testar essa previsão da literatura -- é a mais alta em discricionariedade entre as quatro fontes testadas, e ainda assim não mostra associação significativa com retorno anormal em nenhum estágio (Tabela 1, última linha). Isso pesa contra uma leitura simples de "falta a fonte de texto certa": mesmo a fonte teoricamente mais favorável, testada com o mesmo rigor, não produz um resultado de retorno para esta amostra.</w:t>
       </w:r>
     </w:p>
     <w:p>
@@ -1680,11 +2621,742 @@
       </w:pPr>
       <w:r>
         <w:rPr>
-          <w:rFonts w:ascii="Times New Roman" w:hAnsi="Times New Roman"/>
-          <w:i/>
-          <w:sz w:val="20"/>
+          <w:i w:val="0"/>
         </w:rPr>
-        <w:t>[Pendente.]</w:t>
+        <w:t>Dois testes de robustez adicionais foram aplicados especificamente ao único resultado que chegou a ser significativo em algum estágio -- o Relatório da Administração sob regressão agrupada com controles (p=0,031, Tabela 2) -- antes de ele ser interpretado como um indício real. Esse cuidado se justifica: duas outras vezes neste projeto, uma associação inicialmente significativa (p&lt;0,01 em ambos os casos) revelou-se, após verificação, um artefato -- uma contaminação de dados na coleta, em um caso, e um escore degenerado de um único ativo (exatamente 1,0 de similaridade, por texto estático de uma empresa específica), no outro.</w:t>
+      </w:r>
+    </w:p>
+    <w:p>
+      <w:r>
+        <w:rPr>
+          <w:b w:val="0"/>
+          <w:i w:val="0"/>
+        </w:rPr>
+        <w:t>Verificação por perturbação da amostra. O coeficiente de similaridade sobre retorno do Relatório da Administração foi reestimado sob cinco perturbações: (i) winsorização do retorno anormal nos percentis 1/99 (p=0,035, praticamente inalterado); (ii) remoção dos 5 retornos mais extremos (p=0,017, mais significativo, não menos -- descarta a hipótese de que o resultado dependa de outliers); (iii) remoção da única observação com similaridade próxima de zero (p=0,054, sensibilidade real, porém modesta); (iv) correlação de postos de Spearman, sem controles nem agrupamento -- o teste mais simples possível (ρ=0,108, p=0,018, confirmando que o padrão bruto existe nos dados e não é um artefato da forma funcional escolhida); e (v) reestimação excluindo, uma de cada vez, cada uma das 77 empresas da amostra -- o pior caso (maior p obtido ao remover uma única empresa) foi p=0,068, e o sinal do coeficiente nunca se inverteu, descartando que uma única empresa influente sustente o resultado, como ocorrera no episódio do escore degenerado mencionado acima.</w:t>
+      </w:r>
+    </w:p>
+    <w:p>
+      <w:r>
+        <w:rPr>
+          <w:b w:val="0"/>
+          <w:i w:val="0"/>
+        </w:rPr>
+        <w:t>Verificação por método independente -- teste de portfólio. O mesmo resultado foi então testado pelo método de portfólio calendário longo-curto (Seção 3.6), primeiro em sua forma padrão (sem controles) e depois em uma forma ajustada por características: a cada mês, o retorno das empresas ativas é primeiro regredido em corte transversal contra alavancagem, ROA e retorno passado, e o resíduo dessa regressão -- e não o retorno bruto -- é o que entra na ordenação por similaridade. Essa segunda versão é o equivalente, dentro da lógica de portfólio, ao que a regressão com controles faz dentro da lógica de painel.</w:t>
+      </w:r>
+    </w:p>
+    <w:tbl>
+      <w:tblPr>
+        <w:tblStyle w:val="TableGrid"/>
+        <w:tblW w:type="auto" w:w="0"/>
+        <w:tblLook w:firstColumn="1" w:firstRow="1" w:lastColumn="0" w:lastRow="0" w:noHBand="0" w:noVBand="1" w:val="04A0"/>
+      </w:tblPr>
+      <w:tblGrid>
+        <w:gridCol w:w="3135"/>
+        <w:gridCol w:w="3135"/>
+        <w:gridCol w:w="3135"/>
+      </w:tblGrid>
+      <w:tr>
+        <w:tc>
+          <w:tcPr>
+            <w:tcW w:type="dxa" w:w="3135"/>
+          </w:tcPr>
+          <w:p>
+            <w:r>
+              <w:rPr>
+                <w:b/>
+                <w:sz w:val="18"/>
+              </w:rPr>
+              <w:t>Especificação do teste de portfólio</w:t>
+            </w:r>
+          </w:p>
+        </w:tc>
+        <w:tc>
+          <w:tcPr>
+            <w:tcW w:type="dxa" w:w="3135"/>
+          </w:tcPr>
+          <w:p>
+            <w:r>
+              <w:rPr>
+                <w:b/>
+                <w:sz w:val="18"/>
+              </w:rPr>
+              <w:t>Melhor combinação (retenção, grupos)</w:t>
+            </w:r>
+          </w:p>
+        </w:tc>
+        <w:tc>
+          <w:tcPr>
+            <w:tcW w:type="dxa" w:w="3135"/>
+          </w:tcPr>
+          <w:p>
+            <w:r>
+              <w:rPr>
+                <w:b/>
+                <w:sz w:val="18"/>
+              </w:rPr>
+              <w:t>p-valor</w:t>
+            </w:r>
+          </w:p>
+        </w:tc>
+      </w:tr>
+      <w:tr>
+        <w:tc>
+          <w:tcPr>
+            <w:tcW w:type="dxa" w:w="3135"/>
+          </w:tcPr>
+          <w:p>
+            <w:r>
+              <w:rPr>
+                <w:sz w:val="18"/>
+              </w:rPr>
+              <w:t>Sem ajuste por características</w:t>
+            </w:r>
+          </w:p>
+        </w:tc>
+        <w:tc>
+          <w:tcPr>
+            <w:tcW w:type="dxa" w:w="3135"/>
+          </w:tcPr>
+          <w:p>
+            <w:r>
+              <w:rPr>
+                <w:sz w:val="18"/>
+              </w:rPr>
+              <w:t>3 meses, 2 grupos</w:t>
+            </w:r>
+          </w:p>
+        </w:tc>
+        <w:tc>
+          <w:tcPr>
+            <w:tcW w:type="dxa" w:w="3135"/>
+          </w:tcPr>
+          <w:p>
+            <w:r>
+              <w:rPr>
+                <w:sz w:val="18"/>
+              </w:rPr>
+              <w:t>p=0,428</w:t>
+            </w:r>
+          </w:p>
+        </w:tc>
+      </w:tr>
+      <w:tr>
+        <w:tc>
+          <w:tcPr>
+            <w:tcW w:type="dxa" w:w="3135"/>
+          </w:tcPr>
+          <w:p>
+            <w:r>
+              <w:rPr>
+                <w:sz w:val="18"/>
+              </w:rPr>
+              <w:t>Ajustado por características (alavancagem, ROA, retorno passado)</w:t>
+            </w:r>
+          </w:p>
+        </w:tc>
+        <w:tc>
+          <w:tcPr>
+            <w:tcW w:type="dxa" w:w="3135"/>
+          </w:tcPr>
+          <w:p>
+            <w:r>
+              <w:rPr>
+                <w:sz w:val="18"/>
+              </w:rPr>
+              <w:t>12 meses, 3 grupos</w:t>
+            </w:r>
+          </w:p>
+        </w:tc>
+        <w:tc>
+          <w:tcPr>
+            <w:tcW w:type="dxa" w:w="3135"/>
+          </w:tcPr>
+          <w:p>
+            <w:r>
+              <w:rPr>
+                <w:sz w:val="18"/>
+              </w:rPr>
+              <w:t>p=0,276</w:t>
+            </w:r>
+          </w:p>
+        </w:tc>
+      </w:tr>
+    </w:tbl>
+    <w:p/>
+    <w:p>
+      <w:r>
+        <w:rPr>
+          <w:b w:val="0"/>
+          <w:i w:val="0"/>
+        </w:rPr>
+        <w:t>Nenhuma das duas versões do teste de portfólio -- o método mais consolidado na literatura para esse tipo de pergunta -- atinge significância convencional, mesmo na melhor combinação testada dentre nove (três períodos de retenção × três a quatro números de grupos). É notável, porém, que a versão ajustada por características tenha um retorno longo-curto positivo em todas as nove combinações testadas -- na mesma direção do coeficiente da regressão -- e que seu melhor resultado (p=0,276) seja mais próximo da significância do que o da versão sem ajuste (p=0,428). A leitura mais honesta é que o resultado da Tabela 2 para o Relatório da Administração é um resultado condicional aos controles -- real dentro do próprio método, e não um artefato descartado pelas verificações acima -- mas que não se sustenta como um padrão incondicional sob o método mais rigoroso disponível. Essa é uma afirmação bem mais modesta do que "o mercado subreage à mudança textual no Relatório da Administração", e é assim que deve ser lida.</w:t>
+      </w:r>
+    </w:p>
+    <w:p>
+      <w:r>
+        <w:rPr>
+          <w:b w:val="0"/>
+          <w:i w:val="0"/>
+        </w:rPr>
+        <w:t>Checagem de associação com saída do índice. Em paralelo ao teste principal sobre retorno, testou-se, para cada fonte de texto, se a similaridade textual está associada à saída subsequente da empresa do Ibovespa (variável indicadora, regredida sobre a similaridade, erros-padrão agrupados por empresa) -- uma checagem de validade da medida, e não um teste direto de H1.</w:t>
+      </w:r>
+    </w:p>
+    <w:tbl>
+      <w:tblPr>
+        <w:tblStyle w:val="TableGrid"/>
+        <w:tblW w:type="auto" w:w="0"/>
+        <w:tblLook w:firstColumn="1" w:firstRow="1" w:lastColumn="0" w:lastRow="0" w:noHBand="0" w:noVBand="1" w:val="04A0"/>
+      </w:tblPr>
+      <w:tblGrid>
+        <w:gridCol w:w="2351"/>
+        <w:gridCol w:w="2351"/>
+        <w:gridCol w:w="2351"/>
+        <w:gridCol w:w="2351"/>
+      </w:tblGrid>
+      <w:tr>
+        <w:tc>
+          <w:tcPr>
+            <w:tcW w:type="dxa" w:w="2351"/>
+          </w:tcPr>
+          <w:p>
+            <w:r>
+              <w:rPr>
+                <w:b/>
+                <w:sz w:val="18"/>
+              </w:rPr>
+              <w:t>Fonte de texto</w:t>
+            </w:r>
+          </w:p>
+        </w:tc>
+        <w:tc>
+          <w:tcPr>
+            <w:tcW w:type="dxa" w:w="2351"/>
+          </w:tcPr>
+          <w:p>
+            <w:r>
+              <w:rPr>
+                <w:b/>
+                <w:sz w:val="18"/>
+              </w:rPr>
+              <w:t>Agrupado, s/ controles</w:t>
+            </w:r>
+          </w:p>
+        </w:tc>
+        <w:tc>
+          <w:tcPr>
+            <w:tcW w:type="dxa" w:w="2351"/>
+          </w:tcPr>
+          <w:p>
+            <w:r>
+              <w:rPr>
+                <w:b/>
+                <w:sz w:val="18"/>
+              </w:rPr>
+              <w:t>Agrupado, c/ tamanho</w:t>
+            </w:r>
+          </w:p>
+        </w:tc>
+        <w:tc>
+          <w:tcPr>
+            <w:tcW w:type="dxa" w:w="2351"/>
+          </w:tcPr>
+          <w:p>
+            <w:r>
+              <w:rPr>
+                <w:b/>
+                <w:sz w:val="18"/>
+              </w:rPr>
+              <w:t>Agrupado, s/ tamanho</w:t>
+            </w:r>
+          </w:p>
+        </w:tc>
+      </w:tr>
+      <w:tr>
+        <w:tc>
+          <w:tcPr>
+            <w:tcW w:type="dxa" w:w="2351"/>
+          </w:tcPr>
+          <w:p>
+            <w:r>
+              <w:rPr>
+                <w:sz w:val="18"/>
+              </w:rPr>
+              <w:t>Nota de dívida (anual)</w:t>
+            </w:r>
+          </w:p>
+        </w:tc>
+        <w:tc>
+          <w:tcPr>
+            <w:tcW w:type="dxa" w:w="2351"/>
+          </w:tcPr>
+          <w:p>
+            <w:r>
+              <w:rPr>
+                <w:sz w:val="18"/>
+              </w:rPr>
+              <w:t>p=0,771</w:t>
+            </w:r>
+          </w:p>
+        </w:tc>
+        <w:tc>
+          <w:tcPr>
+            <w:tcW w:type="dxa" w:w="2351"/>
+          </w:tcPr>
+          <w:p>
+            <w:r>
+              <w:rPr>
+                <w:sz w:val="18"/>
+              </w:rPr>
+              <w:t>p=0,830</w:t>
+            </w:r>
+          </w:p>
+        </w:tc>
+        <w:tc>
+          <w:tcPr>
+            <w:tcW w:type="dxa" w:w="2351"/>
+          </w:tcPr>
+          <w:p>
+            <w:r>
+              <w:rPr>
+                <w:sz w:val="18"/>
+              </w:rPr>
+              <w:t>p=0,828</w:t>
+            </w:r>
+          </w:p>
+        </w:tc>
+      </w:tr>
+      <w:tr>
+        <w:tc>
+          <w:tcPr>
+            <w:tcW w:type="dxa" w:w="2351"/>
+          </w:tcPr>
+          <w:p>
+            <w:r>
+              <w:rPr>
+                <w:sz w:val="18"/>
+              </w:rPr>
+              <w:t>Conjunto completo de notas</w:t>
+            </w:r>
+          </w:p>
+        </w:tc>
+        <w:tc>
+          <w:tcPr>
+            <w:tcW w:type="dxa" w:w="2351"/>
+          </w:tcPr>
+          <w:p>
+            <w:r>
+              <w:rPr>
+                <w:sz w:val="18"/>
+              </w:rPr>
+              <w:t>p=0,086</w:t>
+            </w:r>
+          </w:p>
+        </w:tc>
+        <w:tc>
+          <w:tcPr>
+            <w:tcW w:type="dxa" w:w="2351"/>
+          </w:tcPr>
+          <w:p>
+            <w:r>
+              <w:rPr>
+                <w:sz w:val="18"/>
+              </w:rPr>
+              <w:t>p=0,391</w:t>
+            </w:r>
+          </w:p>
+        </w:tc>
+        <w:tc>
+          <w:tcPr>
+            <w:tcW w:type="dxa" w:w="2351"/>
+          </w:tcPr>
+          <w:p>
+            <w:r>
+              <w:rPr>
+                <w:sz w:val="18"/>
+              </w:rPr>
+              <w:t>p=0,125</w:t>
+            </w:r>
+          </w:p>
+        </w:tc>
+      </w:tr>
+      <w:tr>
+        <w:tc>
+          <w:tcPr>
+            <w:tcW w:type="dxa" w:w="2351"/>
+          </w:tcPr>
+          <w:p>
+            <w:r>
+              <w:rPr>
+                <w:sz w:val="18"/>
+              </w:rPr>
+              <w:t>Relatório da Administração</w:t>
+            </w:r>
+          </w:p>
+        </w:tc>
+        <w:tc>
+          <w:tcPr>
+            <w:tcW w:type="dxa" w:w="2351"/>
+          </w:tcPr>
+          <w:p>
+            <w:r>
+              <w:rPr>
+                <w:sz w:val="18"/>
+              </w:rPr>
+              <w:t>p=0,033</w:t>
+            </w:r>
+          </w:p>
+        </w:tc>
+        <w:tc>
+          <w:tcPr>
+            <w:tcW w:type="dxa" w:w="2351"/>
+          </w:tcPr>
+          <w:p>
+            <w:r>
+              <w:rPr>
+                <w:sz w:val="18"/>
+              </w:rPr>
+              <w:t>p=0,113</w:t>
+            </w:r>
+          </w:p>
+        </w:tc>
+        <w:tc>
+          <w:tcPr>
+            <w:tcW w:type="dxa" w:w="2351"/>
+          </w:tcPr>
+          <w:p>
+            <w:r>
+              <w:rPr>
+                <w:sz w:val="18"/>
+              </w:rPr>
+              <w:t>p=0,059</w:t>
+            </w:r>
+          </w:p>
+        </w:tc>
+      </w:tr>
+    </w:tbl>
+    <w:p/>
+    <w:p>
+      <w:r>
+        <w:rPr>
+          <w:b w:val="0"/>
+          <w:i w:val="0"/>
+        </w:rPr>
+        <w:t>O Relatório da Administração é, novamente, a única fonte com algum sinal sem controles -- mas, como no teste de retorno, ele não sobrevive à adição de controles. Um teste de efeitos fixos de empresa e ano não foi aplicado a essa checagem especificamente: a condição de deslistamento é constante dentro de cada empresa (uma empresa saiu ou não saiu do índice durante todo o período em que esteve na amostra), e a transformação de efeitos fixos, ao subtrair a média de cada empresa, elimina exatamente a variação que se quer explicar -- estimar o modelo mesmo assim produz um coeficiente de ordem 10⁻¹⁷ (essencialmente zero de máquina) acompanhado de um p-valor de 0,0006, que pareceria altamente significativo se lido sem esse cuidado. Esse é um exemplo concreto de um teste estatisticamente mal especificado para a pergunta em questão, identificado e descartado antes de ser reportado como resultado.</w:t>
+      </w:r>
+    </w:p>
+    <w:p>
+      <w:r>
+        <w:rPr>
+          <w:b w:val="0"/>
+          <w:i w:val="0"/>
+        </w:rPr>
+        <w:t>Achado adicional: Fatores de Risco e saída do índice, com desenho corrigido. A coleta da seção de Fatores de Risco foi concluída após a redação inicial deste capítulo, permitindo testar a checagem de deslistamento com um desenho mais adequado à pergunta do que o usado nas linhas anteriores. A checagem de deslistamento é, por natureza, uma pergunta no nível da empresa (uma empresa saiu ou não saiu do índice), não no nível do par ano-a-ano -- agrupar por empresa corrige a inferência sobre uma regressão em painel, mas o desenho tecnicamente correto é uma única observação por empresa. Construiu-se, portanto, uma variável de similaridade média por empresa (média de todos os seus pares ano-a-ano) e estimou-se uma regressão puramente transversal (n=110, uma linha por empresa, sem necessidade de agrupamento -- não há observações repetidas a corrigir).</w:t>
+      </w:r>
+    </w:p>
+    <w:tbl>
+      <w:tblPr>
+        <w:tblStyle w:val="TableGrid"/>
+        <w:tblW w:type="auto" w:w="0"/>
+        <w:tblLook w:firstColumn="1" w:firstRow="1" w:lastColumn="0" w:lastRow="0" w:noHBand="0" w:noVBand="1" w:val="04A0"/>
+      </w:tblPr>
+      <w:tblGrid>
+        <w:gridCol w:w="2351"/>
+        <w:gridCol w:w="2351"/>
+        <w:gridCol w:w="2351"/>
+        <w:gridCol w:w="2351"/>
+      </w:tblGrid>
+      <w:tr>
+        <w:tc>
+          <w:tcPr>
+            <w:tcW w:type="dxa" w:w="2351"/>
+          </w:tcPr>
+          <w:p>
+            <w:r>
+              <w:rPr>
+                <w:b/>
+                <w:sz w:val="18"/>
+              </w:rPr>
+              <w:t>Especificação</w:t>
+            </w:r>
+          </w:p>
+        </w:tc>
+        <w:tc>
+          <w:tcPr>
+            <w:tcW w:type="dxa" w:w="2351"/>
+          </w:tcPr>
+          <w:p>
+            <w:r>
+              <w:rPr>
+                <w:b/>
+                <w:sz w:val="18"/>
+              </w:rPr>
+              <w:t>n</w:t>
+            </w:r>
+          </w:p>
+        </w:tc>
+        <w:tc>
+          <w:tcPr>
+            <w:tcW w:type="dxa" w:w="2351"/>
+          </w:tcPr>
+          <w:p>
+            <w:r>
+              <w:rPr>
+                <w:b/>
+                <w:sz w:val="18"/>
+              </w:rPr>
+              <w:t>Coeficiente</w:t>
+            </w:r>
+          </w:p>
+        </w:tc>
+        <w:tc>
+          <w:tcPr>
+            <w:tcW w:type="dxa" w:w="2351"/>
+          </w:tcPr>
+          <w:p>
+            <w:r>
+              <w:rPr>
+                <w:b/>
+                <w:sz w:val="18"/>
+              </w:rPr>
+              <w:t>p-valor</w:t>
+            </w:r>
+          </w:p>
+        </w:tc>
+      </w:tr>
+      <w:tr>
+        <w:tc>
+          <w:tcPr>
+            <w:tcW w:type="dxa" w:w="2351"/>
+          </w:tcPr>
+          <w:p>
+            <w:r>
+              <w:rPr>
+                <w:sz w:val="18"/>
+              </w:rPr>
+              <w:t>Sem controles</w:t>
+            </w:r>
+          </w:p>
+        </w:tc>
+        <w:tc>
+          <w:tcPr>
+            <w:tcW w:type="dxa" w:w="2351"/>
+          </w:tcPr>
+          <w:p>
+            <w:r>
+              <w:rPr>
+                <w:sz w:val="18"/>
+              </w:rPr>
+              <w:t>110</w:t>
+            </w:r>
+          </w:p>
+        </w:tc>
+        <w:tc>
+          <w:tcPr>
+            <w:tcW w:type="dxa" w:w="2351"/>
+          </w:tcPr>
+          <w:p>
+            <w:r>
+              <w:rPr>
+                <w:sz w:val="18"/>
+              </w:rPr>
+              <w:t>-1,19</w:t>
+            </w:r>
+          </w:p>
+        </w:tc>
+        <w:tc>
+          <w:tcPr>
+            <w:tcW w:type="dxa" w:w="2351"/>
+          </w:tcPr>
+          <w:p>
+            <w:r>
+              <w:rPr>
+                <w:sz w:val="18"/>
+              </w:rPr>
+              <w:t>p=0,121</w:t>
+            </w:r>
+          </w:p>
+        </w:tc>
+      </w:tr>
+      <w:tr>
+        <w:tc>
+          <w:tcPr>
+            <w:tcW w:type="dxa" w:w="2351"/>
+          </w:tcPr>
+          <w:p>
+            <w:r>
+              <w:rPr>
+                <w:sz w:val="18"/>
+              </w:rPr>
+              <w:t>Com controles (alavancagem, ROA, tamanho), MQO</w:t>
+            </w:r>
+          </w:p>
+        </w:tc>
+        <w:tc>
+          <w:tcPr>
+            <w:tcW w:type="dxa" w:w="2351"/>
+          </w:tcPr>
+          <w:p>
+            <w:r>
+              <w:rPr>
+                <w:sz w:val="18"/>
+              </w:rPr>
+              <w:t>110</w:t>
+            </w:r>
+          </w:p>
+        </w:tc>
+        <w:tc>
+          <w:tcPr>
+            <w:tcW w:type="dxa" w:w="2351"/>
+          </w:tcPr>
+          <w:p>
+            <w:r>
+              <w:rPr>
+                <w:sz w:val="18"/>
+              </w:rPr>
+              <w:t>-1,45</w:t>
+            </w:r>
+          </w:p>
+        </w:tc>
+        <w:tc>
+          <w:tcPr>
+            <w:tcW w:type="dxa" w:w="2351"/>
+          </w:tcPr>
+          <w:p>
+            <w:r>
+              <w:rPr>
+                <w:sz w:val="18"/>
+              </w:rPr>
+              <w:t>p=0,030</w:t>
+            </w:r>
+          </w:p>
+        </w:tc>
+      </w:tr>
+      <w:tr>
+        <w:tc>
+          <w:tcPr>
+            <w:tcW w:type="dxa" w:w="2351"/>
+          </w:tcPr>
+          <w:p>
+            <w:r>
+              <w:rPr>
+                <w:sz w:val="18"/>
+              </w:rPr>
+              <w:t>Com controles, sem tamanho</w:t>
+            </w:r>
+          </w:p>
+        </w:tc>
+        <w:tc>
+          <w:tcPr>
+            <w:tcW w:type="dxa" w:w="2351"/>
+          </w:tcPr>
+          <w:p>
+            <w:r>
+              <w:rPr>
+                <w:sz w:val="18"/>
+              </w:rPr>
+              <w:t>110</w:t>
+            </w:r>
+          </w:p>
+        </w:tc>
+        <w:tc>
+          <w:tcPr>
+            <w:tcW w:type="dxa" w:w="2351"/>
+          </w:tcPr>
+          <w:p>
+            <w:r>
+              <w:rPr>
+                <w:sz w:val="18"/>
+              </w:rPr>
+              <w:t>-1,01</w:t>
+            </w:r>
+          </w:p>
+        </w:tc>
+        <w:tc>
+          <w:tcPr>
+            <w:tcW w:type="dxa" w:w="2351"/>
+          </w:tcPr>
+          <w:p>
+            <w:r>
+              <w:rPr>
+                <w:sz w:val="18"/>
+              </w:rPr>
+              <w:t>p=0,157</w:t>
+            </w:r>
+          </w:p>
+        </w:tc>
+      </w:tr>
+      <w:tr>
+        <w:tc>
+          <w:tcPr>
+            <w:tcW w:type="dxa" w:w="2351"/>
+          </w:tcPr>
+          <w:p>
+            <w:r>
+              <w:rPr>
+                <w:sz w:val="18"/>
+              </w:rPr>
+              <w:t>Com controles, logit</w:t>
+            </w:r>
+          </w:p>
+        </w:tc>
+        <w:tc>
+          <w:tcPr>
+            <w:tcW w:type="dxa" w:w="2351"/>
+          </w:tcPr>
+          <w:p>
+            <w:r>
+              <w:rPr>
+                <w:sz w:val="18"/>
+              </w:rPr>
+              <w:t>110</w:t>
+            </w:r>
+          </w:p>
+        </w:tc>
+        <w:tc>
+          <w:tcPr>
+            <w:tcW w:type="dxa" w:w="2351"/>
+          </w:tcPr>
+          <w:p>
+            <w:r>
+              <w:rPr>
+                <w:sz w:val="18"/>
+              </w:rPr>
+              <w:t>-8,54</w:t>
+            </w:r>
+          </w:p>
+        </w:tc>
+        <w:tc>
+          <w:tcPr>
+            <w:tcW w:type="dxa" w:w="2351"/>
+          </w:tcPr>
+          <w:p>
+            <w:r>
+              <w:rPr>
+                <w:sz w:val="18"/>
+              </w:rPr>
+              <w:t>p=0,039</w:t>
+            </w:r>
+          </w:p>
+        </w:tc>
+      </w:tr>
+    </w:tbl>
+    <w:p/>
+    <w:p>
+      <w:r>
+        <w:rPr>
+          <w:b w:val="0"/>
+          <w:i w:val="0"/>
+        </w:rPr>
+        <w:t>O coeficiente é negativo e consistente com a direção esperada: maior similaridade textual média (menos mudança) associa-se a menor probabilidade de saída do índice. O resultado depende dos controles -- notavelmente do tamanho, que aqui, ao contrário de toda outra especificação reportada neste capítulo, exerce um papel real -- mas, diferentemente do achado do Relatório da Administração (que não sobreviveu a efeitos fixos), este desenho não sofre do problema de observações repetidas em primeiro lugar, de modo que não há um teste mais rigoroso disponível capaz de invalidá-lo pela mesma via. Verificações de robustez -- exclusão de cada empresa individualmente (pior caso: p=0,078, nunca inverte o sinal) e substituição da média por mediana (p=0,033, praticamente inalterado) -- não enfraquecem o resultado.</w:t>
+      </w:r>
+    </w:p>
+    <w:p>
+      <w:r>
+        <w:rPr>
+          <w:b w:val="0"/>
+          <w:i w:val="0"/>
+        </w:rPr>
+        <w:t>Esse é, no conjunto, o achado empírico mais bem sustentado deste projeto até o momento -- mas sua interpretação deve ser precisa. Ele diz respeito à validade da medida de mudança textual como sinal de dificuldade da empresa (ela se associa a sair do índice, condicional a fundamentos), não à hipótese central H1 de que a mudança textual prevê retorno futuro -- essa última, como reportado acima, permanece nula inclusive para os Fatores de Risco. É, portanto, um resultado sobre o que o texto capta, não ainda uma resposta à pergunta de pesquisa principal da dissertação.</w:t>
       </w:r>
     </w:p>
     <w:p>
@@ -1707,11 +3379,458 @@
       </w:pPr>
       <w:r>
         <w:rPr>
-          <w:rFonts w:ascii="Times New Roman" w:hAnsi="Times New Roman"/>
-          <w:i/>
-          <w:sz w:val="20"/>
+          <w:i w:val="0"/>
         </w:rPr>
-        <w:t>[Pendente.]</w:t>
+        <w:t>Como análise complementar (Seção 3.7), testou-se se a mudança textual também se associa à revisão do consenso de EPS dos analistas em torno da data de divulgação. A variável de revisão foi construída a partir da série de consenso rolante da Bloomberg (uma limitação de mensuração explicada abaixo) como a diferença percentual entre o último valor de consenso anterior à divulgação e o primeiro valor posterior, dentro de uma janela de 140 dias.</w:t>
+      </w:r>
+    </w:p>
+    <w:p>
+      <w:r>
+        <w:rPr>
+          <w:b w:val="0"/>
+          <w:i w:val="0"/>
+        </w:rPr>
+        <w:t>A mesma progressão de rigor da Seção 4.3 foi aplicada às quatro fontes de texto, totalizando 56 testes. O resultado é um nulo limpo: nenhum dos 24 testes centrais (correlação simples e regressão agrupada, com e sem controles, para cada uma das quatro fontes) atinge significância a 5%.</w:t>
+      </w:r>
+    </w:p>
+    <w:tbl>
+      <w:tblPr>
+        <w:tblStyle w:val="TableGrid"/>
+        <w:tblW w:type="auto" w:w="0"/>
+        <w:tblLook w:firstColumn="1" w:firstRow="1" w:lastColumn="0" w:lastRow="0" w:noHBand="0" w:noVBand="1" w:val="04A0"/>
+      </w:tblPr>
+      <w:tblGrid>
+        <w:gridCol w:w="1567"/>
+        <w:gridCol w:w="1567"/>
+        <w:gridCol w:w="1567"/>
+        <w:gridCol w:w="1567"/>
+        <w:gridCol w:w="1567"/>
+        <w:gridCol w:w="1567"/>
+      </w:tblGrid>
+      <w:tr>
+        <w:tc>
+          <w:tcPr>
+            <w:tcW w:type="dxa" w:w="1567"/>
+          </w:tcPr>
+          <w:p>
+            <w:r>
+              <w:rPr>
+                <w:b/>
+                <w:sz w:val="18"/>
+              </w:rPr>
+              <w:t>Fonte de texto</w:t>
+            </w:r>
+          </w:p>
+        </w:tc>
+        <w:tc>
+          <w:tcPr>
+            <w:tcW w:type="dxa" w:w="1567"/>
+          </w:tcPr>
+          <w:p>
+            <w:r>
+              <w:rPr>
+                <w:b/>
+                <w:sz w:val="18"/>
+              </w:rPr>
+              <w:t>n</w:t>
+            </w:r>
+          </w:p>
+        </w:tc>
+        <w:tc>
+          <w:tcPr>
+            <w:tcW w:type="dxa" w:w="1567"/>
+          </w:tcPr>
+          <w:p>
+            <w:r>
+              <w:rPr>
+                <w:b/>
+                <w:sz w:val="18"/>
+              </w:rPr>
+              <w:t>Correlação simples</w:t>
+            </w:r>
+          </w:p>
+        </w:tc>
+        <w:tc>
+          <w:tcPr>
+            <w:tcW w:type="dxa" w:w="1567"/>
+          </w:tcPr>
+          <w:p>
+            <w:r>
+              <w:rPr>
+                <w:b/>
+                <w:sz w:val="18"/>
+              </w:rPr>
+              <w:t>Agrupado, s/ controles</w:t>
+            </w:r>
+          </w:p>
+        </w:tc>
+        <w:tc>
+          <w:tcPr>
+            <w:tcW w:type="dxa" w:w="1567"/>
+          </w:tcPr>
+          <w:p>
+            <w:r>
+              <w:rPr>
+                <w:b/>
+                <w:sz w:val="18"/>
+              </w:rPr>
+              <w:t>Agrupado, c/ controles</w:t>
+            </w:r>
+          </w:p>
+        </w:tc>
+        <w:tc>
+          <w:tcPr>
+            <w:tcW w:type="dxa" w:w="1567"/>
+          </w:tcPr>
+          <w:p>
+            <w:r>
+              <w:rPr>
+                <w:b/>
+                <w:sz w:val="18"/>
+              </w:rPr>
+              <w:t>Efeitos fixos</w:t>
+            </w:r>
+          </w:p>
+        </w:tc>
+      </w:tr>
+      <w:tr>
+        <w:tc>
+          <w:tcPr>
+            <w:tcW w:type="dxa" w:w="1567"/>
+          </w:tcPr>
+          <w:p>
+            <w:r>
+              <w:rPr>
+                <w:sz w:val="18"/>
+              </w:rPr>
+              <w:t>Nota de dívida (anual)</w:t>
+            </w:r>
+          </w:p>
+        </w:tc>
+        <w:tc>
+          <w:tcPr>
+            <w:tcW w:type="dxa" w:w="1567"/>
+          </w:tcPr>
+          <w:p>
+            <w:r>
+              <w:rPr>
+                <w:sz w:val="18"/>
+              </w:rPr>
+              <w:t>518</w:t>
+            </w:r>
+          </w:p>
+        </w:tc>
+        <w:tc>
+          <w:tcPr>
+            <w:tcW w:type="dxa" w:w="1567"/>
+          </w:tcPr>
+          <w:p>
+            <w:r>
+              <w:rPr>
+                <w:sz w:val="18"/>
+              </w:rPr>
+              <w:t>p=0,585</w:t>
+            </w:r>
+          </w:p>
+        </w:tc>
+        <w:tc>
+          <w:tcPr>
+            <w:tcW w:type="dxa" w:w="1567"/>
+          </w:tcPr>
+          <w:p>
+            <w:r>
+              <w:rPr>
+                <w:sz w:val="18"/>
+              </w:rPr>
+              <w:t>p=0,615</w:t>
+            </w:r>
+          </w:p>
+        </w:tc>
+        <w:tc>
+          <w:tcPr>
+            <w:tcW w:type="dxa" w:w="1567"/>
+          </w:tcPr>
+          <w:p>
+            <w:r>
+              <w:rPr>
+                <w:sz w:val="18"/>
+              </w:rPr>
+              <w:t>p=0,605</w:t>
+            </w:r>
+          </w:p>
+        </w:tc>
+        <w:tc>
+          <w:tcPr>
+            <w:tcW w:type="dxa" w:w="1567"/>
+          </w:tcPr>
+          <w:p>
+            <w:r>
+              <w:rPr>
+                <w:sz w:val="18"/>
+              </w:rPr>
+              <w:t>p=0,919</w:t>
+            </w:r>
+          </w:p>
+        </w:tc>
+      </w:tr>
+      <w:tr>
+        <w:tc>
+          <w:tcPr>
+            <w:tcW w:type="dxa" w:w="1567"/>
+          </w:tcPr>
+          <w:p>
+            <w:r>
+              <w:rPr>
+                <w:sz w:val="18"/>
+              </w:rPr>
+              <w:t>Nota de dívida (trimestral)</w:t>
+            </w:r>
+          </w:p>
+        </w:tc>
+        <w:tc>
+          <w:tcPr>
+            <w:tcW w:type="dxa" w:w="1567"/>
+          </w:tcPr>
+          <w:p>
+            <w:r>
+              <w:rPr>
+                <w:sz w:val="18"/>
+              </w:rPr>
+              <w:t>1.678</w:t>
+            </w:r>
+          </w:p>
+        </w:tc>
+        <w:tc>
+          <w:tcPr>
+            <w:tcW w:type="dxa" w:w="1567"/>
+          </w:tcPr>
+          <w:p>
+            <w:r>
+              <w:rPr>
+                <w:sz w:val="18"/>
+              </w:rPr>
+              <w:t>p=0,910</w:t>
+            </w:r>
+          </w:p>
+        </w:tc>
+        <w:tc>
+          <w:tcPr>
+            <w:tcW w:type="dxa" w:w="1567"/>
+          </w:tcPr>
+          <w:p>
+            <w:r>
+              <w:rPr>
+                <w:sz w:val="18"/>
+              </w:rPr>
+              <w:t>p=0,922</w:t>
+            </w:r>
+          </w:p>
+        </w:tc>
+        <w:tc>
+          <w:tcPr>
+            <w:tcW w:type="dxa" w:w="1567"/>
+          </w:tcPr>
+          <w:p>
+            <w:r>
+              <w:rPr>
+                <w:sz w:val="18"/>
+              </w:rPr>
+              <w:t>p=0,767</w:t>
+            </w:r>
+          </w:p>
+        </w:tc>
+        <w:tc>
+          <w:tcPr>
+            <w:tcW w:type="dxa" w:w="1567"/>
+          </w:tcPr>
+          <w:p>
+            <w:r>
+              <w:rPr>
+                <w:sz w:val="18"/>
+              </w:rPr>
+              <w:t>p=0,999</w:t>
+            </w:r>
+          </w:p>
+        </w:tc>
+      </w:tr>
+      <w:tr>
+        <w:tc>
+          <w:tcPr>
+            <w:tcW w:type="dxa" w:w="1567"/>
+          </w:tcPr>
+          <w:p>
+            <w:r>
+              <w:rPr>
+                <w:sz w:val="18"/>
+              </w:rPr>
+              <w:t>Conjunto completo de notas</w:t>
+            </w:r>
+          </w:p>
+        </w:tc>
+        <w:tc>
+          <w:tcPr>
+            <w:tcW w:type="dxa" w:w="1567"/>
+          </w:tcPr>
+          <w:p>
+            <w:r>
+              <w:rPr>
+                <w:sz w:val="18"/>
+              </w:rPr>
+              <w:t>316</w:t>
+            </w:r>
+          </w:p>
+        </w:tc>
+        <w:tc>
+          <w:tcPr>
+            <w:tcW w:type="dxa" w:w="1567"/>
+          </w:tcPr>
+          <w:p>
+            <w:r>
+              <w:rPr>
+                <w:sz w:val="18"/>
+              </w:rPr>
+              <w:t>p=0,662</w:t>
+            </w:r>
+          </w:p>
+        </w:tc>
+        <w:tc>
+          <w:tcPr>
+            <w:tcW w:type="dxa" w:w="1567"/>
+          </w:tcPr>
+          <w:p>
+            <w:r>
+              <w:rPr>
+                <w:sz w:val="18"/>
+              </w:rPr>
+              <w:t>p=0,569</w:t>
+            </w:r>
+          </w:p>
+        </w:tc>
+        <w:tc>
+          <w:tcPr>
+            <w:tcW w:type="dxa" w:w="1567"/>
+          </w:tcPr>
+          <w:p>
+            <w:r>
+              <w:rPr>
+                <w:sz w:val="18"/>
+              </w:rPr>
+              <w:t>p=0,855</w:t>
+            </w:r>
+          </w:p>
+        </w:tc>
+        <w:tc>
+          <w:tcPr>
+            <w:tcW w:type="dxa" w:w="1567"/>
+          </w:tcPr>
+          <w:p>
+            <w:r>
+              <w:rPr>
+                <w:sz w:val="18"/>
+              </w:rPr>
+              <w:t>p=0,866</w:t>
+            </w:r>
+          </w:p>
+        </w:tc>
+      </w:tr>
+      <w:tr>
+        <w:tc>
+          <w:tcPr>
+            <w:tcW w:type="dxa" w:w="1567"/>
+          </w:tcPr>
+          <w:p>
+            <w:r>
+              <w:rPr>
+                <w:sz w:val="18"/>
+              </w:rPr>
+              <w:t>Relatório da Administração</w:t>
+            </w:r>
+          </w:p>
+        </w:tc>
+        <w:tc>
+          <w:tcPr>
+            <w:tcW w:type="dxa" w:w="1567"/>
+          </w:tcPr>
+          <w:p>
+            <w:r>
+              <w:rPr>
+                <w:sz w:val="18"/>
+              </w:rPr>
+              <w:t>386</w:t>
+            </w:r>
+          </w:p>
+        </w:tc>
+        <w:tc>
+          <w:tcPr>
+            <w:tcW w:type="dxa" w:w="1567"/>
+          </w:tcPr>
+          <w:p>
+            <w:r>
+              <w:rPr>
+                <w:sz w:val="18"/>
+              </w:rPr>
+              <w:t>p=0,747</w:t>
+            </w:r>
+          </w:p>
+        </w:tc>
+        <w:tc>
+          <w:tcPr>
+            <w:tcW w:type="dxa" w:w="1567"/>
+          </w:tcPr>
+          <w:p>
+            <w:r>
+              <w:rPr>
+                <w:sz w:val="18"/>
+              </w:rPr>
+              <w:t>p=0,689</w:t>
+            </w:r>
+          </w:p>
+        </w:tc>
+        <w:tc>
+          <w:tcPr>
+            <w:tcW w:type="dxa" w:w="1567"/>
+          </w:tcPr>
+          <w:p>
+            <w:r>
+              <w:rPr>
+                <w:sz w:val="18"/>
+              </w:rPr>
+              <w:t>p=0,693</w:t>
+            </w:r>
+          </w:p>
+        </w:tc>
+        <w:tc>
+          <w:tcPr>
+            <w:tcW w:type="dxa" w:w="1567"/>
+          </w:tcPr>
+          <w:p>
+            <w:r>
+              <w:rPr>
+                <w:sz w:val="18"/>
+              </w:rPr>
+              <w:t>p=0,967</w:t>
+            </w:r>
+          </w:p>
+        </w:tc>
+      </w:tr>
+    </w:tbl>
+    <w:p/>
+    <w:p>
+      <w:r>
+        <w:rPr>
+          <w:b w:val="0"/>
+          <w:i w:val="0"/>
+        </w:rPr>
+        <w:t>Dos 56 testes totais (incluindo comparações de tercil e a checagem de deslistamento aplicada à revisão), 4 registraram p&lt;0,05 -- um número muito próximo dos 2,8 esperados por acaso puro, sob a taxa nominal de 5% aplicada a 56 testes independentes. Cada um dos quatro foi inspecionado individualmente: dois eram comparações de tercil com padrão não monótono (o tercil intermediário de similaridade com revisão muito maior que os tercis extremos, um padrão sem leitura teórica plausível), e o terceiro era a checagem de deslistamento no Relatório da Administração, que voltou a não ser significativa assim que testada com agrupamento por empresa (p=0,050 para p=0,851) -- uma terceira ocorrência, dentro deste mesmo projeto, do mesmo padrão identificado na Seção 4.4.</w:t>
+      </w:r>
+    </w:p>
+    <w:p>
+      <w:r>
+        <w:rPr>
+          <w:b w:val="0"/>
+          <w:i w:val="0"/>
+        </w:rPr>
+        <w:t>Uma limitação de mensuração real, e ainda não resolvida, deve ser registrada aqui: a série de consenso da Bloomberg disponível é uma série rolante (o valor de cada data é a estimativa consensual para o que a Bloomberg trata como "trimestre corrente" naquele momento), não uma série de mesmo trimestre-alvo reamostrada ao longo do tempo. Isso significa que parte da "revisão" medida pode refletir a mudança normal de nível do consenso entre trimestres consecutivos, e não apenas uma revisão de sentimento -- ruído que a medida atual não consegue remover. Corrigir isso exigiria uma nova extração de dados da Bloomberg (uma coluna por trimestre-alvo fixo, não a série rolante), e não uma mudança de código.</w:t>
       </w:r>
     </w:p>
     <w:p>
